--- a/deliverables/deliverables-20260120-0030/IC_Memo_5_Midstream.docx
+++ b/deliverables/deliverables-20260120-0030/IC_Memo_5_Midstream.docx
@@ -3,28 +3,49 @@
 <w:document xmlns:wpc="http://schemas.microsoft.com/office/word/2010/wordprocessingCanvas" xmlns:mo="http://schemas.microsoft.com/office/mac/office/2008/main" xmlns:mc="http://schemas.openxmlformats.org/markup-compatibility/2006" xmlns:mv="urn:schemas-microsoft-com:mac:vml" xmlns:o="urn:schemas-microsoft-com:office:office" xmlns:r="http://schemas.openxmlformats.org/officeDocument/2006/relationships" xmlns:m="http://schemas.openxmlformats.org/officeDocument/2006/math" xmlns:v="urn:schemas-microsoft-com:vml" xmlns:wp14="http://schemas.microsoft.com/office/word/2010/wordprocessingDrawing" xmlns:wp="http://schemas.openxmlformats.org/drawingml/2006/wordprocessingDrawing" xmlns:w10="urn:schemas-microsoft-com:office:word" xmlns:w="http://schemas.openxmlformats.org/wordprocessingml/2006/main" xmlns:w14="http://schemas.microsoft.com/office/word/2010/wordml" xmlns:wpg="http://schemas.microsoft.com/office/word/2010/wordprocessingGroup" xmlns:wpi="http://schemas.microsoft.com/office/word/2010/wordprocessingInk" xmlns:wne="http://schemas.microsoft.com/office/word/2006/wordml" xmlns:wps="http://schemas.microsoft.com/office/word/2010/wordprocessingShape" mc:Ignorable="w14 wp14">
   <w:body>
     <w:p>
-      <w:pPr>
-        <w:pStyle w:val="Title"/>
-        <w:jc w:val="center"/>
-      </w:pPr>
-      <w:r>
-        <w:t>PROJECT PERMIAN GATHERING</w:t>
-      </w:r>
-    </w:p>
-    <w:p>
-      <w:pPr>
-        <w:jc w:val="center"/>
-      </w:pPr>
       <w:r>
         <w:rPr>
-          <w:b/>
+          <w:sz w:val="20"/>
         </w:rPr>
-        <w:t>INVESTMENT COMMITTEE MEMORANDUM</w:t>
+        <w:t>═══════════════════════════════════════════════════════════════════</w:t>
       </w:r>
     </w:p>
     <w:p>
       <w:r>
-        <w:t>80 MMcf/d Gas Gathering System – Permian Basin</w:t>
+        <w:rPr>
+          <w:b/>
+          <w:sz w:val="24"/>
+        </w:rPr>
+        <w:t>LOTUS INFRASTRUCTURE PARTNERS</w:t>
+      </w:r>
+    </w:p>
+    <w:p>
+      <w:r>
+        <w:t>INVESTMENT COMMITTEE MEMORANDUM</w:t>
+      </w:r>
+    </w:p>
+    <w:p/>
+    <w:p>
+      <w:r>
+        <w:t>Asset: [Midstream System Name]</w:t>
+      </w:r>
+    </w:p>
+    <w:p>
+      <w:r>
+        <w:t>Date: ____________</w:t>
+      </w:r>
+    </w:p>
+    <w:p>
+      <w:r>
+        <w:t>Prepared By: ____________</w:t>
+      </w:r>
+    </w:p>
+    <w:p>
+      <w:r>
+        <w:rPr>
+          <w:sz w:val="20"/>
+        </w:rPr>
+        <w:t>═══════════════════════════════════════════════════════════════════</w:t>
       </w:r>
     </w:p>
     <w:p/>
@@ -32,632 +53,456 @@
       <w:r>
         <w:rPr>
           <w:b/>
+          <w:sz w:val="24"/>
         </w:rPr>
-        <w:t xml:space="preserve">RECOMMENDATION: </w:t>
-      </w:r>
-      <w:r>
-        <w:t>Proceed to final bid at $85mm</w:t>
+        <w:t>EXECUTIVE SUMMARY</w:t>
       </w:r>
     </w:p>
     <w:p>
       <w:r>
-        <w:t>────────────────────────────────────────────────────────────</w:t>
+        <w:rPr>
+          <w:sz w:val="20"/>
+        </w:rPr>
+        <w:t>─────────────────────────────────────────────────────────────────</w:t>
       </w:r>
     </w:p>
-    <w:p>
-      <w:pPr>
-        <w:pStyle w:val="Heading2"/>
-      </w:pPr>
-      <w:r>
-        <w:t>KEY METRICS</w:t>
-      </w:r>
-    </w:p>
-    <w:tbl>
-      <w:tblPr>
-        <w:tblStyle w:val="TableGrid"/>
-        <w:tblW w:type="auto" w:w="0"/>
-        <w:tblLook w:firstColumn="1" w:firstRow="1" w:lastColumn="0" w:lastRow="0" w:noHBand="0" w:noVBand="1" w:val="04A0"/>
-      </w:tblPr>
-      <w:tblGrid>
-        <w:gridCol w:w="2160"/>
-        <w:gridCol w:w="2160"/>
-        <w:gridCol w:w="2160"/>
-        <w:gridCol w:w="2160"/>
-      </w:tblGrid>
-      <w:tr>
-        <w:tc>
-          <w:tcPr>
-            <w:tcW w:type="dxa" w:w="2160"/>
-            <w:shd w:fill="1F4E79"/>
-          </w:tcPr>
-          <w:p>
-            <w:r>
-              <w:rPr>
-                <w:b/>
-              </w:rPr>
-              <w:t>Metric</w:t>
-            </w:r>
-          </w:p>
-        </w:tc>
-        <w:tc>
-          <w:tcPr>
-            <w:tcW w:type="dxa" w:w="2160"/>
-            <w:shd w:fill="1F4E79"/>
-          </w:tcPr>
-          <w:p>
-            <w:r>
-              <w:rPr>
-                <w:b/>
-              </w:rPr>
-              <w:t>Base Case</w:t>
-            </w:r>
-          </w:p>
-        </w:tc>
-        <w:tc>
-          <w:tcPr>
-            <w:tcW w:type="dxa" w:w="2160"/>
-            <w:shd w:fill="1F4E79"/>
-          </w:tcPr>
-          <w:p>
-            <w:r>
-              <w:rPr>
-                <w:b/>
-              </w:rPr>
-              <w:t>Downside</w:t>
-            </w:r>
-          </w:p>
-        </w:tc>
-        <w:tc>
-          <w:tcPr>
-            <w:tcW w:type="dxa" w:w="2160"/>
-            <w:shd w:fill="1F4E79"/>
-          </w:tcPr>
-          <w:p>
-            <w:r>
-              <w:rPr>
-                <w:b/>
-              </w:rPr>
-              <w:t>Upside</w:t>
-            </w:r>
-          </w:p>
-        </w:tc>
-      </w:tr>
-      <w:tr>
-        <w:tc>
-          <w:tcPr>
-            <w:tcW w:type="dxa" w:w="2160"/>
-          </w:tcPr>
-          <w:p>
-            <w:r>
-              <w:t>Entry EV</w:t>
-            </w:r>
-          </w:p>
-        </w:tc>
-        <w:tc>
-          <w:tcPr>
-            <w:tcW w:type="dxa" w:w="2160"/>
-          </w:tcPr>
-          <w:p>
-            <w:r>
-              <w:t>$85mm</w:t>
-            </w:r>
-          </w:p>
-        </w:tc>
-        <w:tc>
-          <w:tcPr>
-            <w:tcW w:type="dxa" w:w="2160"/>
-          </w:tcPr>
-          <w:p>
-            <w:r>
-              <w:t>-</w:t>
-            </w:r>
-          </w:p>
-        </w:tc>
-        <w:tc>
-          <w:tcPr>
-            <w:tcW w:type="dxa" w:w="2160"/>
-          </w:tcPr>
-          <w:p>
-            <w:r>
-              <w:t>-</w:t>
-            </w:r>
-          </w:p>
-        </w:tc>
-      </w:tr>
-      <w:tr>
-        <w:tc>
-          <w:tcPr>
-            <w:tcW w:type="dxa" w:w="2160"/>
-          </w:tcPr>
-          <w:p>
-            <w:r>
-              <w:t>Entry Multiple</w:t>
-            </w:r>
-          </w:p>
-        </w:tc>
-        <w:tc>
-          <w:tcPr>
-            <w:tcW w:type="dxa" w:w="2160"/>
-          </w:tcPr>
-          <w:p>
-            <w:r>
-              <w:t>5.8x Y1 EBITDA</w:t>
-            </w:r>
-          </w:p>
-        </w:tc>
-        <w:tc>
-          <w:tcPr>
-            <w:tcW w:type="dxa" w:w="2160"/>
-          </w:tcPr>
-          <w:p>
-            <w:r>
-              <w:t>-</w:t>
-            </w:r>
-          </w:p>
-        </w:tc>
-        <w:tc>
-          <w:tcPr>
-            <w:tcW w:type="dxa" w:w="2160"/>
-          </w:tcPr>
-          <w:p>
-            <w:r>
-              <w:t>-</w:t>
-            </w:r>
-          </w:p>
-        </w:tc>
-      </w:tr>
-      <w:tr>
-        <w:tc>
-          <w:tcPr>
-            <w:tcW w:type="dxa" w:w="2160"/>
-          </w:tcPr>
-          <w:p>
-            <w:r>
-              <w:t>Leverage</w:t>
-            </w:r>
-          </w:p>
-        </w:tc>
-        <w:tc>
-          <w:tcPr>
-            <w:tcW w:type="dxa" w:w="2160"/>
-          </w:tcPr>
-          <w:p>
-            <w:r>
-              <w:t>30%</w:t>
-            </w:r>
-          </w:p>
-        </w:tc>
-        <w:tc>
-          <w:tcPr>
-            <w:tcW w:type="dxa" w:w="2160"/>
-          </w:tcPr>
-          <w:p>
-            <w:r>
-              <w:t>-</w:t>
-            </w:r>
-          </w:p>
-        </w:tc>
-        <w:tc>
-          <w:tcPr>
-            <w:tcW w:type="dxa" w:w="2160"/>
-          </w:tcPr>
-          <w:p>
-            <w:r>
-              <w:t>-</w:t>
-            </w:r>
-          </w:p>
-        </w:tc>
-      </w:tr>
-      <w:tr>
-        <w:tc>
-          <w:tcPr>
-            <w:tcW w:type="dxa" w:w="2160"/>
-          </w:tcPr>
-          <w:p>
-            <w:r>
-              <w:t>Levered IRR</w:t>
-            </w:r>
-          </w:p>
-        </w:tc>
-        <w:tc>
-          <w:tcPr>
-            <w:tcW w:type="dxa" w:w="2160"/>
-          </w:tcPr>
-          <w:p>
-            <w:r>
-              <w:t>19.2%</w:t>
-            </w:r>
-          </w:p>
-        </w:tc>
-        <w:tc>
-          <w:tcPr>
-            <w:tcW w:type="dxa" w:w="2160"/>
-          </w:tcPr>
-          <w:p>
-            <w:r>
-              <w:t>15.5%</w:t>
-            </w:r>
-          </w:p>
-        </w:tc>
-        <w:tc>
-          <w:tcPr>
-            <w:tcW w:type="dxa" w:w="2160"/>
-          </w:tcPr>
-          <w:p>
-            <w:r>
-              <w:t>23.0%</w:t>
-            </w:r>
-          </w:p>
-        </w:tc>
-      </w:tr>
-      <w:tr>
-        <w:tc>
-          <w:tcPr>
-            <w:tcW w:type="dxa" w:w="2160"/>
-          </w:tcPr>
-          <w:p>
-            <w:r>
-              <w:t>MOIC</w:t>
-            </w:r>
-          </w:p>
-        </w:tc>
-        <w:tc>
-          <w:tcPr>
-            <w:tcW w:type="dxa" w:w="2160"/>
-          </w:tcPr>
-          <w:p>
-            <w:r>
-              <w:t>2.05x</w:t>
-            </w:r>
-          </w:p>
-        </w:tc>
-        <w:tc>
-          <w:tcPr>
-            <w:tcW w:type="dxa" w:w="2160"/>
-          </w:tcPr>
-          <w:p>
-            <w:r>
-              <w:t>1.75x</w:t>
-            </w:r>
-          </w:p>
-        </w:tc>
-        <w:tc>
-          <w:tcPr>
-            <w:tcW w:type="dxa" w:w="2160"/>
-          </w:tcPr>
-          <w:p>
-            <w:r>
-              <w:t>2.35x</w:t>
-            </w:r>
-          </w:p>
-        </w:tc>
-      </w:tr>
-      <w:tr>
-        <w:tc>
-          <w:tcPr>
-            <w:tcW w:type="dxa" w:w="2160"/>
-          </w:tcPr>
-          <w:p>
-            <w:r>
-              <w:t>Min DSCR (Y1-Y5)</w:t>
-            </w:r>
-          </w:p>
-        </w:tc>
-        <w:tc>
-          <w:tcPr>
-            <w:tcW w:type="dxa" w:w="2160"/>
-          </w:tcPr>
-          <w:p>
-            <w:r>
-              <w:t>1.65x</w:t>
-            </w:r>
-          </w:p>
-        </w:tc>
-        <w:tc>
-          <w:tcPr>
-            <w:tcW w:type="dxa" w:w="2160"/>
-          </w:tcPr>
-          <w:p>
-            <w:r>
-              <w:t>1.45x</w:t>
-            </w:r>
-          </w:p>
-        </w:tc>
-        <w:tc>
-          <w:tcPr>
-            <w:tcW w:type="dxa" w:w="2160"/>
-          </w:tcPr>
-          <w:p>
-            <w:r>
-              <w:t>1.85x</w:t>
-            </w:r>
-          </w:p>
-        </w:tc>
-      </w:tr>
-    </w:tbl>
     <w:p/>
     <w:p>
-      <w:pPr>
-        <w:pStyle w:val="Heading2"/>
-      </w:pPr>
       <w:r>
-        <w:t>INVESTMENT THESIS</w:t>
+        <w:t>Transaction:     Acquisition of ____mmcf/d gathering system in [Basin]</w:t>
       </w:r>
     </w:p>
     <w:p>
       <w:r>
-        <w:t>• Fee-for-service model eliminates commodity price exposure – paid to move gas, not sell it</w:t>
+        <w:t>Entry EV:        $______mm</w:t>
       </w:r>
     </w:p>
     <w:p>
       <w:r>
-        <w:t>• Active drilling program supports 3%/year volume growth through Y5</w:t>
+        <w:t>Capital Structure: ____% Debt / ____% Equity</w:t>
       </w:r>
     </w:p>
     <w:p>
       <w:r>
-        <w:t>• Aggressive 75% sweep with 5-year tenor ensures debt payoff before decline phase</w:t>
+        <w:t>Levered IRR:     ____%</w:t>
       </w:r>
     </w:p>
     <w:p>
       <w:r>
-        <w:t>• Exit to producer seeking vertical integration or larger midstream for basin consolidation</w:t>
+        <w:t>MOIC:            ____x</w:t>
+      </w:r>
+    </w:p>
+    <w:p>
+      <w:r>
+        <w:t>Recommendation:  [ ] INVEST  [ ] PASS  [ ] CONDITIONAL</w:t>
       </w:r>
     </w:p>
     <w:p/>
     <w:p>
-      <w:pPr>
-        <w:pStyle w:val="Heading2"/>
-      </w:pPr>
       <w:r>
-        <w:t>KEY RISKS &amp; MITIGANTS</w:t>
-      </w:r>
-    </w:p>
-    <w:tbl>
-      <w:tblPr>
-        <w:tblStyle w:val="TableGrid"/>
-        <w:tblW w:type="auto" w:w="0"/>
-        <w:tblLook w:firstColumn="1" w:firstRow="1" w:lastColumn="0" w:lastRow="0" w:noHBand="0" w:noVBand="1" w:val="04A0"/>
-      </w:tblPr>
-      <w:tblGrid>
-        <w:gridCol w:w="2880"/>
-        <w:gridCol w:w="2880"/>
-        <w:gridCol w:w="2880"/>
-      </w:tblGrid>
-      <w:tr>
-        <w:tc>
-          <w:tcPr>
-            <w:tcW w:type="dxa" w:w="2880"/>
-            <w:shd w:fill="1F4E79"/>
-          </w:tcPr>
-          <w:p>
-            <w:r>
-              <w:rPr>
-                <w:b/>
-              </w:rPr>
-              <w:t>Risk</w:t>
-            </w:r>
-          </w:p>
-        </w:tc>
-        <w:tc>
-          <w:tcPr>
-            <w:tcW w:type="dxa" w:w="2880"/>
-            <w:shd w:fill="1F4E79"/>
-          </w:tcPr>
-          <w:p>
-            <w:r>
-              <w:rPr>
-                <w:b/>
-              </w:rPr>
-              <w:t>Probability</w:t>
-            </w:r>
-          </w:p>
-        </w:tc>
-        <w:tc>
-          <w:tcPr>
-            <w:tcW w:type="dxa" w:w="2880"/>
-            <w:shd w:fill="1F4E79"/>
-          </w:tcPr>
-          <w:p>
-            <w:r>
-              <w:rPr>
-                <w:b/>
-              </w:rPr>
-              <w:t>Mitigant</w:t>
-            </w:r>
-          </w:p>
-        </w:tc>
-      </w:tr>
-      <w:tr>
-        <w:tc>
-          <w:tcPr>
-            <w:tcW w:type="dxa" w:w="2880"/>
-          </w:tcPr>
-          <w:p>
-            <w:r>
-              <w:t>Producer curtails drilling</w:t>
-            </w:r>
-          </w:p>
-        </w:tc>
-        <w:tc>
-          <w:tcPr>
-            <w:tcW w:type="dxa" w:w="2880"/>
-          </w:tcPr>
-          <w:p>
-            <w:r>
-              <w:t>Medium</w:t>
-            </w:r>
-          </w:p>
-        </w:tc>
-        <w:tc>
-          <w:tcPr>
-            <w:tcW w:type="dxa" w:w="2880"/>
-          </w:tcPr>
-          <w:p>
-            <w:r>
-              <w:t>Acreage dedication provides volume floor; producer needs gatherer to monetize</w:t>
-            </w:r>
-          </w:p>
-        </w:tc>
-      </w:tr>
-      <w:tr>
-        <w:tc>
-          <w:tcPr>
-            <w:tcW w:type="dxa" w:w="2880"/>
-          </w:tcPr>
-          <w:p>
-            <w:r>
-              <w:t>Volume decline steeper than forecast</w:t>
-            </w:r>
-          </w:p>
-        </w:tc>
-        <w:tc>
-          <w:tcPr>
-            <w:tcW w:type="dxa" w:w="2880"/>
-          </w:tcPr>
-          <w:p>
-            <w:r>
-              <w:t>Medium</w:t>
-            </w:r>
-          </w:p>
-        </w:tc>
-        <w:tc>
-          <w:tcPr>
-            <w:tcW w:type="dxa" w:w="2880"/>
-          </w:tcPr>
-          <w:p>
-            <w:r>
-              <w:t>5%/year decline is conservative for Permian; exit at Y7 before steep decline</w:t>
-            </w:r>
-          </w:p>
-        </w:tc>
-      </w:tr>
-      <w:tr>
-        <w:tc>
-          <w:tcPr>
-            <w:tcW w:type="dxa" w:w="2880"/>
-          </w:tcPr>
-          <w:p>
-            <w:r>
-              <w:t>Single counterparty concentration</w:t>
-            </w:r>
-          </w:p>
-        </w:tc>
-        <w:tc>
-          <w:tcPr>
-            <w:tcW w:type="dxa" w:w="2880"/>
-          </w:tcPr>
-          <w:p>
-            <w:r>
-              <w:t>Medium</w:t>
-            </w:r>
-          </w:p>
-        </w:tc>
-        <w:tc>
-          <w:tcPr>
-            <w:tcW w:type="dxa" w:w="2880"/>
-          </w:tcPr>
-          <w:p>
-            <w:r>
-              <w:t>Producer is well-capitalized; consider credit support</w:t>
-            </w:r>
-          </w:p>
-        </w:tc>
-      </w:tr>
-      <w:tr>
-        <w:tc>
-          <w:tcPr>
-            <w:tcW w:type="dxa" w:w="2880"/>
-          </w:tcPr>
-          <w:p>
-            <w:r>
-              <w:t>Basin differentials widen</w:t>
-            </w:r>
-          </w:p>
-        </w:tc>
-        <w:tc>
-          <w:tcPr>
-            <w:tcW w:type="dxa" w:w="2880"/>
-          </w:tcPr>
-          <w:p>
-            <w:r>
-              <w:t>Low</w:t>
-            </w:r>
-          </w:p>
-        </w:tc>
-        <w:tc>
-          <w:tcPr>
-            <w:tcW w:type="dxa" w:w="2880"/>
-          </w:tcPr>
-          <w:p>
-            <w:r>
-              <w:t>Fee-based, not commodity-based; producer bears basis risk</w:t>
-            </w:r>
-          </w:p>
-        </w:tc>
-      </w:tr>
-    </w:tbl>
-    <w:p/>
-    <w:p>
-      <w:pPr>
-        <w:pStyle w:val="Heading2"/>
-      </w:pPr>
-      <w:r>
-        <w:t>ANTICIPATED IC Q&amp;A</w:t>
+        <w:rPr>
+          <w:sz w:val="20"/>
+        </w:rPr>
+        <w:t>─────────────────────────────────────────────────────────────────</w:t>
       </w:r>
     </w:p>
     <w:p>
       <w:r>
         <w:rPr>
           <w:b/>
+          <w:sz w:val="24"/>
         </w:rPr>
-        <w:t>Q: Why the growth-then-decline profile?</w:t>
-      </w:r>
-    </w:p>
-    <w:p>
-      <w:r>
-        <w:t>A: Y1-Y5: Active drilling connects new wells (3%/year growth). Y6+: Drilling slows, existing wells deplete naturally (5%/year decline). Must structure debt to pay off before decline.</w:t>
+        <w:t>INVESTMENT THESIS (3 Key Points)</w:t>
       </w:r>
     </w:p>
     <w:p>
       <w:r>
         <w:rPr>
-          <w:b/>
+          <w:sz w:val="20"/>
         </w:rPr>
-        <w:t>Q: Why 5-year tenor vs 7 years?</w:t>
+        <w:t>─────────────────────────────────────────────────────────────────</w:t>
+      </w:r>
+    </w:p>
+    <w:p/>
+    <w:p>
+      <w:r>
+        <w:t>1. ________________________________________________________________</w:t>
       </w:r>
     </w:p>
     <w:p>
       <w:r>
-        <w:t>A: Debt must be repaid during growth phase when CFADS is strong. Cannot service debt with declining cash flows. Short tenor + aggressive sweep = de-risked debt.</w:t>
+        <w:t xml:space="preserve">   Supporting data: ________________________________________________</w:t>
+      </w:r>
+    </w:p>
+    <w:p/>
+    <w:p>
+      <w:r>
+        <w:t>2. ________________________________________________________________</w:t>
+      </w:r>
+    </w:p>
+    <w:p>
+      <w:r>
+        <w:t xml:space="preserve">   Supporting data: ________________________________________________</w:t>
+      </w:r>
+    </w:p>
+    <w:p/>
+    <w:p>
+      <w:r>
+        <w:t>3. ________________________________________________________________</w:t>
+      </w:r>
+    </w:p>
+    <w:p>
+      <w:r>
+        <w:t xml:space="preserve">   Supporting data: ________________________________________________</w:t>
+      </w:r>
+    </w:p>
+    <w:p/>
+    <w:p>
+      <w:r>
+        <w:rPr>
+          <w:sz w:val="20"/>
+        </w:rPr>
+        <w:t>─────────────────────────────────────────────────────────────────</w:t>
+      </w:r>
+    </w:p>
+    <w:p>
+      <w:r>
+        <w:t>KEY RISKS &amp; MITIGANTS</w:t>
       </w:r>
     </w:p>
     <w:p>
       <w:r>
         <w:rPr>
-          <w:b/>
+          <w:sz w:val="20"/>
         </w:rPr>
-        <w:t>Q: What's the commodity exposure?</w:t>
+        <w:t>─────────────────────────────────────────────────────────────────</w:t>
+      </w:r>
+    </w:p>
+    <w:p/>
+    <w:p>
+      <w:r>
+        <w:t>Risk 1: ____________________________________________________________</w:t>
       </w:r>
     </w:p>
     <w:p>
       <w:r>
-        <w:t>A: Direct: None – fee-for-service. Indirect: Low gas prices → less drilling → lower volumes. Mitigated by acreage dedication and producer economics (breakeven $2.50/mmBtu).</w:t>
+        <w:t xml:space="preserve">  Probability: [ ] High [ ] Med [ ] Low  |  Impact: [ ] High [ ] Med [ ] Low</w:t>
+      </w:r>
+    </w:p>
+    <w:p>
+      <w:r>
+        <w:t xml:space="preserve">  Mitigant: ________________________________________________________</w:t>
+      </w:r>
+    </w:p>
+    <w:p/>
+    <w:p>
+      <w:r>
+        <w:t>Risk 2: ____________________________________________________________</w:t>
+      </w:r>
+    </w:p>
+    <w:p>
+      <w:r>
+        <w:t xml:space="preserve">  Probability: [ ] High [ ] Med [ ] Low  |  Impact: [ ] High [ ] Med [ ] Low</w:t>
+      </w:r>
+    </w:p>
+    <w:p>
+      <w:r>
+        <w:t xml:space="preserve">  Mitigant: ________________________________________________________</w:t>
+      </w:r>
+    </w:p>
+    <w:p/>
+    <w:p>
+      <w:r>
+        <w:t>Risk 3: ____________________________________________________________</w:t>
+      </w:r>
+    </w:p>
+    <w:p>
+      <w:r>
+        <w:t xml:space="preserve">  Probability: [ ] High [ ] Med [ ] Low  |  Impact: [ ] High [ ] Med [ ] Low</w:t>
+      </w:r>
+    </w:p>
+    <w:p>
+      <w:r>
+        <w:t xml:space="preserve">  Mitigant: ________________________________________________________</w:t>
+      </w:r>
+    </w:p>
+    <w:p/>
+    <w:p>
+      <w:r>
+        <w:rPr>
+          <w:sz w:val="20"/>
+        </w:rPr>
+        <w:t>─────────────────────────────────────────────────────────────────</w:t>
+      </w:r>
+    </w:p>
+    <w:p>
+      <w:r>
+        <w:t>SENSITIVITY ANALYSIS</w:t>
       </w:r>
     </w:p>
     <w:p>
       <w:r>
         <w:rPr>
-          <w:b/>
+          <w:sz w:val="20"/>
         </w:rPr>
-        <w:t>Q: Why compressed 6.5x exit multiple?</w:t>
+        <w:t>─────────────────────────────────────────────────────────────────</w:t>
+      </w:r>
+    </w:p>
+    <w:p/>
+    <w:p>
+      <w:r>
+        <w:t>Base Case IRR: ____%</w:t>
+      </w:r>
+    </w:p>
+    <w:p/>
+    <w:p>
+      <w:r>
+        <w:t>Key Sensitivities:</w:t>
       </w:r>
     </w:p>
     <w:p>
       <w:r>
-        <w:t>A: Declining asset commands lower multiple than stable/growing. At exit (Y7), asset has 3-4 years of decline remaining. Buyer pricing reflects PDP-like valuation.</w:t>
+        <w:t xml:space="preserve">  • Entry EV +5%:           IRR → ____%</w:t>
       </w:r>
     </w:p>
+    <w:p>
+      <w:r>
+        <w:t xml:space="preserve">  • Exit Multiple -0.5x:    IRR → ____%</w:t>
+      </w:r>
+    </w:p>
+    <w:p>
+      <w:r>
+        <w:t xml:space="preserve">  • Volume -10%:      IRR → ____%</w:t>
+      </w:r>
+    </w:p>
+    <w:p/>
+    <w:p>
+      <w:r>
+        <w:t>Downside Case IRR: ____% (assumptions: ___________________________)</w:t>
+      </w:r>
+    </w:p>
+    <w:p>
+      <w:r>
+        <w:t>Break-even Volume: _______________</w:t>
+      </w:r>
+    </w:p>
+    <w:p/>
+    <w:p>
+      <w:r>
+        <w:rPr>
+          <w:sz w:val="20"/>
+        </w:rPr>
+        <w:t>─────────────────────────────────────────────────────────────────</w:t>
+      </w:r>
+    </w:p>
+    <w:p>
+      <w:r>
+        <w:t>DEAL STRUCTURE</w:t>
+      </w:r>
+    </w:p>
+    <w:p>
+      <w:r>
+        <w:rPr>
+          <w:sz w:val="20"/>
+        </w:rPr>
+        <w:t>─────────────────────────────────────────────────────────────────</w:t>
+      </w:r>
+    </w:p>
+    <w:p/>
+    <w:p>
+      <w:r>
+        <w:t>SOURCES                          USES</w:t>
+      </w:r>
+    </w:p>
+    <w:p>
+      <w:r>
+        <w:t xml:space="preserve">  Debt:      $______mm (___%)      Purchase Price:  $______mm</w:t>
+      </w:r>
+    </w:p>
+    <w:p>
+      <w:r>
+        <w:t xml:space="preserve">  Equity:    $______mm (___%)      Transaction Fees: $______mm</w:t>
+      </w:r>
+    </w:p>
+    <w:p>
+      <w:r>
+        <w:t xml:space="preserve">                                   DSRA Funding:     $______mm</w:t>
+      </w:r>
+    </w:p>
+    <w:p>
+      <w:r>
+        <w:rPr>
+          <w:sz w:val="20"/>
+        </w:rPr>
+        <w:t xml:space="preserve">  ─────────────────────            ─────────────────────</w:t>
+      </w:r>
+    </w:p>
+    <w:p>
+      <w:r>
+        <w:t xml:space="preserve">  Total:     $______mm             Total:           $______mm</w:t>
+      </w:r>
+    </w:p>
+    <w:p/>
+    <w:p>
+      <w:r>
+        <w:t>Debt Terms:</w:t>
+      </w:r>
+    </w:p>
+    <w:p>
+      <w:r>
+        <w:t xml:space="preserve">  • Rate: ____% | Tenor: ____ years | Amortization: [ ] Straight [ ] Sweep [ ] Sculpt</w:t>
+      </w:r>
+    </w:p>
+    <w:p>
+      <w:r>
+        <w:t xml:space="preserve">  • DSCR Covenant: ____x | DSRA: ____ months</w:t>
+      </w:r>
+    </w:p>
+    <w:p/>
+    <w:p>
+      <w:r>
+        <w:rPr>
+          <w:sz w:val="20"/>
+        </w:rPr>
+        <w:t>─────────────────────────────────────────────────────────────────</w:t>
+      </w:r>
+    </w:p>
+    <w:p>
+      <w:r>
+        <w:t>DUE DILIGENCE PRIORITIES</w:t>
+      </w:r>
+    </w:p>
+    <w:p>
+      <w:r>
+        <w:rPr>
+          <w:sz w:val="20"/>
+        </w:rPr>
+        <w:t>─────────────────────────────────────────────────────────────────</w:t>
+      </w:r>
+    </w:p>
+    <w:p/>
+    <w:p>
+      <w:r>
+        <w:t>[ ] Technical: ______________________________________________________</w:t>
+      </w:r>
+    </w:p>
+    <w:p>
+      <w:r>
+        <w:t>[ ] Commercial: _____________________________________________________</w:t>
+      </w:r>
+    </w:p>
+    <w:p>
+      <w:r>
+        <w:t>[ ] Legal/Regulatory: _______________________________________________</w:t>
+      </w:r>
+    </w:p>
+    <w:p>
+      <w:r>
+        <w:t>[ ] Environmental: __________________________________________________</w:t>
+      </w:r>
+    </w:p>
+    <w:p/>
+    <w:p>
+      <w:r>
+        <w:rPr>
+          <w:sz w:val="20"/>
+        </w:rPr>
+        <w:t>─────────────────────────────────────────────────────────────────</w:t>
+      </w:r>
+    </w:p>
+    <w:p>
+      <w:r>
+        <w:t>RECOMMENDATION</w:t>
+      </w:r>
+    </w:p>
+    <w:p>
+      <w:r>
+        <w:rPr>
+          <w:sz w:val="20"/>
+        </w:rPr>
+        <w:t>─────────────────────────────────────────────────────────────────</w:t>
+      </w:r>
+    </w:p>
+    <w:p/>
+    <w:p>
+      <w:r>
+        <w:t>________________________________________________________________</w:t>
+      </w:r>
+    </w:p>
+    <w:p>
+      <w:r>
+        <w:t>________________________________________________________________</w:t>
+      </w:r>
+    </w:p>
+    <w:p>
+      <w:r>
+        <w:t>________________________________________________________________</w:t>
+      </w:r>
+    </w:p>
+    <w:p/>
+    <w:p>
+      <w:r>
+        <w:rPr>
+          <w:sz w:val="20"/>
+        </w:rPr>
+        <w:t>═══════════════════════════════════════════════════════════════════</w:t>
+      </w:r>
+    </w:p>
+    <w:p/>
+    <w:p>
+      <w:r>
+        <w:rPr>
+          <w:sz w:val="20"/>
+        </w:rPr>
+        <w:t>─────────────────────────────────────────────────────────────────</w:t>
+      </w:r>
+    </w:p>
+    <w:p>
+      <w:r>
+        <w:t>MIDSTREAM-SPECIFIC CONSIDERATIONS</w:t>
+      </w:r>
+    </w:p>
+    <w:p>
+      <w:r>
+        <w:rPr>
+          <w:sz w:val="20"/>
+        </w:rPr>
+        <w:t>─────────────────────────────────────────────────────────────────</w:t>
+      </w:r>
+    </w:p>
+    <w:p/>
+    <w:p>
+      <w:r>
+        <w:t>[ ] Current throughput: ____ mmcf/d (____% of capacity)</w:t>
+      </w:r>
+    </w:p>
+    <w:p>
+      <w:r>
+        <w:t>[ ] MVC protection: ____% of capacity through ____</w:t>
+      </w:r>
+    </w:p>
+    <w:p>
+      <w:r>
+        <w:t>[ ] Acreage dedication: ____ acres, ____ years remaining</w:t>
+      </w:r>
+    </w:p>
+    <w:p>
+      <w:r>
+        <w:t>[ ] Producer concentration: Top producer = ____% of volume</w:t>
+      </w:r>
+    </w:p>
+    <w:p>
+      <w:r>
+        <w:t>[ ] Basin economics: Breakeven gas price $____/mcf</w:t>
+      </w:r>
+    </w:p>
+    <w:p>
+      <w:r>
+        <w:t>[ ] Decline rate: ____% after Year ____</w:t>
+      </w:r>
+    </w:p>
+    <w:p/>
+    <w:p/>
     <w:sectPr>
       <w:pgSz w:w="12240" w:h="15840"/>
       <w:pgMar w:top="1440" w:right="1800" w:bottom="1440" w:left="1800" w:header="720" w:footer="720" w:gutter="0"/>
